--- a/Auto_XC/MT_Script/report_template/A磁粉检测结果页-扬州.docx
+++ b/Auto_XC/MT_Script/report_template/A磁粉检测结果页-扬州.docx
@@ -70,7 +70,6 @@
           <w:lang w:eastAsia="zh-CN"/>
         </w:rPr>
       </w:pPr>
-      <w:bookmarkStart w:id="0" w:name="_GoBack"/>
       <w:r>
         <w:rPr>
           <w:rFonts w:hint="default" w:ascii="Times New Roman" w:hAnsi="Times New Roman" w:eastAsia="宋体" w:cs="Times New Roman"/>
@@ -121,7 +120,6 @@
         <w:t>这是报告的编号</w:t>
       </w:r>
     </w:p>
-    <w:bookmarkEnd w:id="0"/>
     <w:tbl>
       <w:tblPr>
         <w:tblStyle w:val="4"/>
@@ -164,12 +162,6 @@
             <w:insideH w:val="single" w:color="auto" w:sz="4" w:space="0"/>
             <w:insideV w:val="single" w:color="auto" w:sz="4" w:space="0"/>
           </w:tblBorders>
-          <w:tblCellMar>
-            <w:top w:w="0" w:type="dxa"/>
-            <w:left w:w="108" w:type="dxa"/>
-            <w:bottom w:w="0" w:type="dxa"/>
-            <w:right w:w="108" w:type="dxa"/>
-          </w:tblCellMar>
         </w:tblPrEx>
         <w:trPr>
           <w:cantSplit/>
@@ -7499,6 +7491,8 @@
       <w:pStyle w:val="3"/>
       <w:jc w:val="center"/>
     </w:pPr>
+    <w:bookmarkStart w:id="0" w:name="_GoBack"/>
+    <w:bookmarkEnd w:id="0"/>
     <w:r>
       <w:rPr>
         <w:sz w:val="32"/>
@@ -7544,9 +7538,10 @@
                         <w:p>
                           <w:pPr>
                             <w:rPr>
-                              <w:rFonts w:hint="default" w:ascii="Times New Roman" w:hAnsi="Times New Roman" w:cs="Times New Roman"/>
+                              <w:rFonts w:hint="eastAsia" w:ascii="Times New Roman" w:hAnsi="Times New Roman" w:eastAsia="宋体" w:cs="Times New Roman"/>
                               <w:sz w:val="20"/>
                               <w:szCs w:val="22"/>
+                              <w:lang w:eastAsia="zh-CN"/>
                             </w:rPr>
                           </w:pPr>
                           <w:r>
@@ -7555,7 +7550,16 @@
                               <w:sz w:val="20"/>
                               <w:szCs w:val="22"/>
                             </w:rPr>
-                            <w:t>SZ-434-2-06-2022</w:t>
+                            <w:t>SZ-434-2-06-202</w:t>
+                          </w:r>
+                          <w:r>
+                            <w:rPr>
+                              <w:rFonts w:hint="eastAsia" w:ascii="Times New Roman" w:hAnsi="Times New Roman" w:cs="Times New Roman"/>
+                              <w:sz w:val="20"/>
+                              <w:szCs w:val="22"/>
+                              <w:lang w:val="en-US" w:eastAsia="zh-CN"/>
+                            </w:rPr>
+                            <w:t>4</w:t>
                           </w:r>
                         </w:p>
                       </w:txbxContent>
@@ -7581,9 +7585,10 @@
                   <w:p>
                     <w:pPr>
                       <w:rPr>
-                        <w:rFonts w:hint="default" w:ascii="Times New Roman" w:hAnsi="Times New Roman" w:cs="Times New Roman"/>
+                        <w:rFonts w:hint="eastAsia" w:ascii="Times New Roman" w:hAnsi="Times New Roman" w:eastAsia="宋体" w:cs="Times New Roman"/>
                         <w:sz w:val="20"/>
                         <w:szCs w:val="22"/>
+                        <w:lang w:eastAsia="zh-CN"/>
                       </w:rPr>
                     </w:pPr>
                     <w:r>
@@ -7592,7 +7597,16 @@
                         <w:sz w:val="20"/>
                         <w:szCs w:val="22"/>
                       </w:rPr>
-                      <w:t>SZ-434-2-06-2022</w:t>
+                      <w:t>SZ-434-2-06-202</w:t>
+                    </w:r>
+                    <w:r>
+                      <w:rPr>
+                        <w:rFonts w:hint="eastAsia" w:ascii="Times New Roman" w:hAnsi="Times New Roman" w:cs="Times New Roman"/>
+                        <w:sz w:val="20"/>
+                        <w:szCs w:val="22"/>
+                        <w:lang w:val="en-US" w:eastAsia="zh-CN"/>
+                      </w:rPr>
+                      <w:t>4</w:t>
                     </w:r>
                   </w:p>
                 </w:txbxContent>
